--- a/docs/01_設計/13_認可設計書.docx
+++ b/docs/01_設計/13_認可設計書.docx
@@ -68,7 +68,7 @@
     </w:p>
     <w:p>
       <w:r>
-        <w:t>最終的な認可判定は Service 層で実施し、Controller はリクエスト受領と委譲に責務を限定する</w:t>
+        <w:t>最終的な認可判定は Service 層で実施し、Controller はリクエスト受領と委譲に責務を限定する。なお、2026年4月8日時点の実装は第1段階としてタスク認可を作成者・担当者ベースまでとし、チームADMIN条件は後続対応とする。</w:t>
       </w:r>
     </w:p>
     <w:p>
